--- a/fixtures/generated/c04__header-footer.docx
+++ b/fixtures/generated/c04__header-footer.docx
@@ -308,6 +308,11 @@
   <w:p>
     <w:r>
       <w:t>Didsbury</w:t>
+    </w:r>
+  </w:p>
+  <w:p>
+    <w:r>
+      <w:t>Manchester</w:t>
     </w:r>
   </w:p>
   <w:p>
